--- a/deliveries/cases/PT/2.docx
+++ b/deliveries/cases/PT/2.docx
@@ -1008,7 +1008,7 @@
             </w:rPr>
             <w:fldChar w:fldCharType="separate"/>
           </w:r>
-          <w:hyperlink w:anchor="_Toc236406750" w:history="1">
+          <w:hyperlink w:anchor="_Toc236644843" w:history="1">
             <w:r>
               <w:rPr>
                 <w:rStyle w:val="Hyperlink"/>
@@ -1058,7 +1058,7 @@
                 <w:noProof/>
                 <w:webHidden/>
               </w:rPr>
-              <w:instrText xml:space="preserve"> PAGEREF _Toc236406750 \h </w:instrText>
+              <w:instrText xml:space="preserve"> PAGEREF _Toc236644843 \h </w:instrText>
             </w:r>
             <w:r>
               <w:rPr>
@@ -1102,7 +1102,7 @@
               <w14:ligatures w14:val="standardContextual"/>
             </w:rPr>
           </w:pPr>
-          <w:hyperlink w:anchor="_Toc236406751" w:history="1">
+          <w:hyperlink w:anchor="_Toc236644844" w:history="1">
             <w:r>
               <w:rPr>
                 <w:rStyle w:val="Hyperlink"/>
@@ -1143,7 +1143,7 @@
               <w:rPr>
                 <w:webHidden/>
               </w:rPr>
-              <w:instrText xml:space="preserve"> PAGEREF _Toc236406751 \h </w:instrText>
+              <w:instrText xml:space="preserve"> PAGEREF _Toc236644844 \h </w:instrText>
             </w:r>
             <w:r>
               <w:rPr>
@@ -1183,12 +1183,12 @@
               <w14:ligatures w14:val="standardContextual"/>
             </w:rPr>
           </w:pPr>
-          <w:hyperlink w:anchor="_Toc236406752" w:history="1">
+          <w:hyperlink w:anchor="_Toc236644845" w:history="1">
             <w:r>
               <w:rPr>
                 <w:rStyle w:val="Hyperlink"/>
               </w:rPr>
-              <w:t>1.1</w:t>
+              <w:t>1.2</w:t>
             </w:r>
             <w:r>
               <w:rPr>
@@ -1224,7 +1224,7 @@
               <w:rPr>
                 <w:webHidden/>
               </w:rPr>
-              <w:instrText xml:space="preserve"> PAGEREF _Toc236406752 \h </w:instrText>
+              <w:instrText xml:space="preserve"> PAGEREF _Toc236644845 \h </w:instrText>
             </w:r>
             <w:r>
               <w:rPr>
@@ -1264,12 +1264,12 @@
               <w14:ligatures w14:val="standardContextual"/>
             </w:rPr>
           </w:pPr>
-          <w:hyperlink w:anchor="_Toc236406753" w:history="1">
+          <w:hyperlink w:anchor="_Toc236644846" w:history="1">
             <w:r>
               <w:rPr>
                 <w:rStyle w:val="Hyperlink"/>
               </w:rPr>
-              <w:t>1.2</w:t>
+              <w:t>1.3</w:t>
             </w:r>
             <w:r>
               <w:rPr>
@@ -1305,7 +1305,7 @@
               <w:rPr>
                 <w:webHidden/>
               </w:rPr>
-              <w:instrText xml:space="preserve"> PAGEREF _Toc236406753 \h </w:instrText>
+              <w:instrText xml:space="preserve"> PAGEREF _Toc236644846 \h </w:instrText>
             </w:r>
             <w:r>
               <w:rPr>
@@ -1347,7 +1347,7 @@
               <w14:ligatures w14:val="standardContextual"/>
             </w:rPr>
           </w:pPr>
-          <w:hyperlink w:anchor="_Toc236406754" w:history="1">
+          <w:hyperlink w:anchor="_Toc236644847" w:history="1">
             <w:r>
               <w:rPr>
                 <w:rStyle w:val="Hyperlink"/>
@@ -1397,7 +1397,7 @@
                 <w:noProof/>
                 <w:webHidden/>
               </w:rPr>
-              <w:instrText xml:space="preserve"> PAGEREF _Toc236406754 \h </w:instrText>
+              <w:instrText xml:space="preserve"> PAGEREF _Toc236644847 \h </w:instrText>
             </w:r>
             <w:r>
               <w:rPr>
@@ -1441,7 +1441,7 @@
               <w14:ligatures w14:val="standardContextual"/>
             </w:rPr>
           </w:pPr>
-          <w:hyperlink w:anchor="_Toc236406755" w:history="1">
+          <w:hyperlink w:anchor="_Toc236644848" w:history="1">
             <w:r>
               <w:rPr>
                 <w:rStyle w:val="Hyperlink"/>
@@ -1482,7 +1482,7 @@
               <w:rPr>
                 <w:webHidden/>
               </w:rPr>
-              <w:instrText xml:space="preserve"> PAGEREF _Toc236406755 \h </w:instrText>
+              <w:instrText xml:space="preserve"> PAGEREF _Toc236644848 \h </w:instrText>
             </w:r>
             <w:r>
               <w:rPr>
@@ -1522,7 +1522,7 @@
               <w14:ligatures w14:val="standardContextual"/>
             </w:rPr>
           </w:pPr>
-          <w:hyperlink w:anchor="_Toc236406756" w:history="1">
+          <w:hyperlink w:anchor="_Toc236644849" w:history="1">
             <w:r>
               <w:rPr>
                 <w:rStyle w:val="Hyperlink"/>
@@ -1563,7 +1563,7 @@
               <w:rPr>
                 <w:webHidden/>
               </w:rPr>
-              <w:instrText xml:space="preserve"> PAGEREF _Toc236406756 \h </w:instrText>
+              <w:instrText xml:space="preserve"> PAGEREF _Toc236644849 \h </w:instrText>
             </w:r>
             <w:r>
               <w:rPr>
@@ -1603,7 +1603,7 @@
               <w14:ligatures w14:val="standardContextual"/>
             </w:rPr>
           </w:pPr>
-          <w:hyperlink w:anchor="_Toc236406757" w:history="1">
+          <w:hyperlink w:anchor="_Toc236644850" w:history="1">
             <w:r>
               <w:rPr>
                 <w:rStyle w:val="Hyperlink"/>
@@ -1644,7 +1644,7 @@
               <w:rPr>
                 <w:webHidden/>
               </w:rPr>
-              <w:instrText xml:space="preserve"> PAGEREF _Toc236406757 \h </w:instrText>
+              <w:instrText xml:space="preserve"> PAGEREF _Toc236644850 \h </w:instrText>
             </w:r>
             <w:r>
               <w:rPr>
@@ -1686,7 +1686,7 @@
               <w14:ligatures w14:val="standardContextual"/>
             </w:rPr>
           </w:pPr>
-          <w:hyperlink w:anchor="_Toc236406758" w:history="1">
+          <w:hyperlink w:anchor="_Toc236644851" w:history="1">
             <w:r>
               <w:rPr>
                 <w:rStyle w:val="Hyperlink"/>
@@ -1715,7 +1715,7 @@
                 <w:noProof/>
                 <w:webHidden/>
               </w:rPr>
-              <w:instrText xml:space="preserve"> PAGEREF _Toc236406758 \h </w:instrText>
+              <w:instrText xml:space="preserve"> PAGEREF _Toc236644851 \h </w:instrText>
             </w:r>
             <w:r>
               <w:rPr>
@@ -1929,7 +1929,7 @@
           <w:color w:val="231F20"/>
         </w:rPr>
       </w:pPr>
-      <w:bookmarkStart w:id="2" w:name="_Toc236406750"/>
+      <w:bookmarkStart w:id="2" w:name="_Toc236644843"/>
       <w:proofErr w:type="spellStart"/>
       <w:r>
         <w:rPr>
@@ -1954,7 +1954,7 @@
           <w:lang w:val="pt-PT"/>
         </w:rPr>
       </w:pPr>
-      <w:bookmarkStart w:id="3" w:name="_Toc236406751"/>
+      <w:bookmarkStart w:id="3" w:name="_Toc236644844"/>
       <w:r>
         <w:rPr>
           <w:rFonts w:ascii="Arial" w:eastAsia="Arial" w:hAnsi="Arial" w:cs="Arial"/>
@@ -1997,14 +1997,14 @@
         <w:pStyle w:val="Heading2"/>
         <w:numPr>
           <w:ilvl w:val="1"/>
-          <w:numId w:val="2"/>
+          <w:numId w:val="1"/>
         </w:numPr>
         <w:spacing w:before="0"/>
         <w:rPr>
           <w:rFonts w:ascii="Arial" w:eastAsia="Arial" w:hAnsi="Arial" w:cs="Arial"/>
         </w:rPr>
       </w:pPr>
-      <w:bookmarkStart w:id="4" w:name="_Toc236406752"/>
+      <w:bookmarkStart w:id="4" w:name="_Toc236644845"/>
       <w:proofErr w:type="spellStart"/>
       <w:r>
         <w:rPr>
@@ -2073,13 +2073,13 @@
         <w:pStyle w:val="Heading2"/>
         <w:numPr>
           <w:ilvl w:val="1"/>
-          <w:numId w:val="2"/>
+          <w:numId w:val="1"/>
         </w:numPr>
         <w:rPr>
           <w:rFonts w:ascii="Arial" w:eastAsia="Arial" w:hAnsi="Arial" w:cs="Arial"/>
         </w:rPr>
       </w:pPr>
-      <w:bookmarkStart w:id="5" w:name="_Toc236406753"/>
+      <w:bookmarkStart w:id="5" w:name="_Toc236644846"/>
       <w:proofErr w:type="spellStart"/>
       <w:r>
         <w:rPr>
@@ -2331,14 +2331,14 @@
         <w:pStyle w:val="Heading1"/>
         <w:numPr>
           <w:ilvl w:val="0"/>
-          <w:numId w:val="2"/>
+          <w:numId w:val="1"/>
         </w:numPr>
         <w:rPr>
           <w:rFonts w:ascii="Arial" w:eastAsia="Arial" w:hAnsi="Arial" w:cs="Arial"/>
           <w:color w:val="231F20"/>
         </w:rPr>
       </w:pPr>
-      <w:bookmarkStart w:id="6" w:name="_Toc236406754"/>
+      <w:bookmarkStart w:id="6" w:name="_Toc236644847"/>
       <w:proofErr w:type="spellStart"/>
       <w:r>
         <w:rPr>
@@ -2379,13 +2379,13 @@
         <w:pStyle w:val="Heading2"/>
         <w:numPr>
           <w:ilvl w:val="1"/>
-          <w:numId w:val="2"/>
+          <w:numId w:val="1"/>
         </w:numPr>
         <w:rPr>
           <w:rFonts w:ascii="Arial" w:eastAsia="Arial" w:hAnsi="Arial" w:cs="Arial"/>
         </w:rPr>
       </w:pPr>
-      <w:bookmarkStart w:id="7" w:name="_Toc236406755"/>
+      <w:bookmarkStart w:id="7" w:name="_Toc236644848"/>
       <w:proofErr w:type="spellStart"/>
       <w:r>
         <w:rPr>
@@ -2443,14 +2443,14 @@
         <w:pStyle w:val="Heading2"/>
         <w:numPr>
           <w:ilvl w:val="1"/>
-          <w:numId w:val="2"/>
+          <w:numId w:val="1"/>
         </w:numPr>
         <w:spacing w:before="0"/>
         <w:rPr>
           <w:rFonts w:ascii="Arial" w:eastAsia="Arial" w:hAnsi="Arial" w:cs="Arial"/>
         </w:rPr>
       </w:pPr>
-      <w:bookmarkStart w:id="8" w:name="_Toc236406756"/>
+      <w:bookmarkStart w:id="8" w:name="_Toc236644849"/>
       <w:proofErr w:type="spellStart"/>
       <w:r>
         <w:rPr>
@@ -2544,13 +2544,13 @@
         <w:pStyle w:val="Heading2"/>
         <w:numPr>
           <w:ilvl w:val="1"/>
-          <w:numId w:val="2"/>
+          <w:numId w:val="1"/>
         </w:numPr>
         <w:rPr>
           <w:rFonts w:ascii="Arial" w:eastAsia="Arial" w:hAnsi="Arial" w:cs="Arial"/>
         </w:rPr>
       </w:pPr>
-      <w:bookmarkStart w:id="9" w:name="_Toc236406757"/>
+      <w:bookmarkStart w:id="9" w:name="_Toc236644850"/>
       <w:proofErr w:type="spellStart"/>
       <w:r>
         <w:rPr>
@@ -2744,7 +2744,7 @@
           <w:lang w:val="pt-PT"/>
         </w:rPr>
       </w:pPr>
-      <w:bookmarkStart w:id="10" w:name="_Toc236406758"/>
+      <w:bookmarkStart w:id="10" w:name="_Toc236644851"/>
       <w:r>
         <w:rPr>
           <w:rFonts w:ascii="Arial" w:eastAsia="Arial" w:hAnsi="Arial" w:cs="Arial"/>
